--- a/03_Outputs/final scripts/zh/Module 6/6.1.0-zh.docx
+++ b/03_Outputs/final scripts/zh/Module 6/6.1.0-zh.docx
@@ -24,7 +24,7 @@
     </w:p>
     <w:p>
       <w:r>
-        <w:t>最后，我们将深入探讨可再生能源。我们会谈到它在实现运营排放几乎为零、增强能源安全和保持价格稳定方面的作用。并且，我们会解决面临的障碍——从发电波动和电网容量，到储存、关键材料供应、选址和社区共识——以及展示现代化电网、灵活资源、多元化清洁能源组合、负责任的供应链和包容性规划如何克服这些挑战。</w:t>
+        <w:t>最后，我们将深入探讨可再生能源。我们会谈到它在实现运营排放几乎为零、增强能源安全和价格稳定方面的作用。并且，我们会解决相关的障碍——从波动性和电网容量到储存、关键材料供应、选址和社区共识——以及展示现代化电网、灵活资源、多元化清洁能源组合、负责任的供应链和包容性规划如何克服这些挑战。</w:t>
       </w:r>
     </w:p>
     <w:p>
